--- a/submission/04-安全自评报告.docx
+++ b/submission/04-安全自评报告.docx
@@ -13,7 +13,7 @@
           <w:color w:val="121A30"/>
           <w:sz w:val="40"/>
         </w:rPr>
-        <w:t>安全自评报告</w:t>
+        <w:t>令行 · 安全自评报告</w:t>
       </w:r>
     </w:p>
     <w:tbl>
